--- a/lettres/CoverLetter_SocieteGenerale_FundFinance_Courbevoie.docx
+++ b/lettres/CoverLetter_SocieteGenerale_FundFinance_Courbevoie.docx
@@ -83,7 +83,7 @@
           <w:sz w:val="22"/>
           <w:szCs w:val="22"/>
         </w:rPr>
-        <w:t xml:space="preserve">Je suis disponible à partir de janvier 2027 pour une durée de six mois.</w:t>
+        <w:t xml:space="preserve">Je suis disponible à partir de mars 2027 pour une durée de six mois.</w:t>
       </w:r>
     </w:p>
     <w:p>
